--- a/audika-enquete-menage/05-formulaire-a-importer.docx
+++ b/audika-enquete-menage/05-formulaire-a-importer.docx
@@ -12,7 +12,7 @@
           <w:sz w:val="28"/>
           <w:szCs w:val="28"/>
         </w:rPr>
-        <w:t xml:space="preserve">Enquête Propreté – Centres Audika – Vague 2</w:t>
+        <w:t xml:space="preserve">Enquête Propreté &amp; Services Généraux – Centres Audika (2ᵉ édition)</w:t>
       </w:r>
     </w:p>
     <w:p>
